--- a/docs/thesis/reference.docx
+++ b/docs/thesis/reference.docx
@@ -561,7 +561,7 @@
     <w:link w:val="BodyTextChar"/>
     <w:qFormat/>
     <w:pPr>
-      <w:spacing w:before="180" w:after="180"/>
+      <w:spacing w:before="60" w:after="60"/>
     </w:pPr>
   </w:style>
   <w:style w:type="paragraph" w:customStyle="1" w:styleId="FirstParagraph">
@@ -575,7 +575,7 @@
     <w:basedOn w:val="BodyText"/>
     <w:qFormat/>
     <w:pPr>
-      <w:spacing w:before="36" w:after="36"/>
+      <w:spacing w:before="20" w:after="20" w:line="240" w:lineRule="auto"/>
     </w:pPr>
   </w:style>
   <w:style w:type="paragraph" w:styleId="Title">
@@ -1194,6 +1194,56 @@
       <w:b w:val="0"/>
       <w:bCs w:val="0"/>
       <w:color w:val="365F91" w:themeColor="accent1" w:themeShade="BF"/>
+    </w:rPr>
+  </w:style>
+  <w:style w:type="paragraph" w:styleId="TrangBia">
+    <w:name w:val="TrangBia"/>
+    <w:basedOn w:val="Normal"/>
+    <w:qFormat/>
+    <w:pPr>
+      <w:spacing w:before="0" w:after="0" w:line="276" w:lineRule="auto"/>
+      <w:ind w:firstLine="0"/>
+      <w:jc w:val="center"/>
+    </w:pPr>
+  </w:style>
+  <w:style w:type="paragraph" w:styleId="TieuDeBia">
+    <w:name w:val="TieuDeBia"/>
+    <w:basedOn w:val="Normal"/>
+    <w:qFormat/>
+    <w:pPr>
+      <w:spacing w:before="120" w:after="120" w:line="276" w:lineRule="auto"/>
+      <w:ind w:firstLine="0"/>
+      <w:jc w:val="center"/>
+    </w:pPr>
+    <w:rPr>
+      <w:b/>
+      <w:sz w:val="32"/>
+      <w:szCs w:val="32"/>
+    </w:rPr>
+  </w:style>
+  <w:style w:type="paragraph" w:styleId="ChuKy">
+    <w:name w:val="ChuKy"/>
+    <w:basedOn w:val="Normal"/>
+    <w:qFormat/>
+    <w:pPr>
+      <w:spacing w:before="0" w:after="0" w:line="276" w:lineRule="auto"/>
+      <w:ind w:left="4820" w:firstLine="0"/>
+      <w:jc w:val="center"/>
+    </w:pPr>
+  </w:style>
+  <w:style w:type="paragraph" w:customStyle="1" w:styleId="SourceCode">
+    <w:name w:val="Source Code"/>
+    <w:basedOn w:val="Normal"/>
+    <w:qFormat/>
+    <w:pPr>
+      <w:spacing w:before="0" w:after="0" w:line="240" w:lineRule="auto"/>
+      <w:ind w:left="170" w:firstLine="0"/>
+      <w:contextualSpacing/>
+    </w:pPr>
+    <w:rPr>
+      <w:rFonts w:ascii="Consolas" w:hAnsi="Consolas" w:cs="Consolas"/>
+      <w:sz w:val="20"/>
+      <w:szCs w:val="20"/>
     </w:rPr>
   </w:style>
 </w:styles>
